--- a/c#_study.docx
+++ b/c#_study.docx
@@ -369,7 +369,7 @@
           <w:rFonts w:hint="eastAsia"/>
           <w:lang w:val="en-US" w:eastAsia="zh-CN"/>
         </w:rPr>
-        <w:t>throe 手动界定异常 系统底层逻辑每异常,但程序员可将其认定为异常</w:t>
+        <w:t>throe 手动界定异常 系统底层逻辑没异常,但程序员可将其认定为异常</w:t>
       </w:r>
     </w:p>
     <w:p>
@@ -422,7 +422,7 @@
           <w:rFonts w:hint="eastAsia"/>
           <w:lang w:val="en-US" w:eastAsia="zh-CN"/>
         </w:rPr>
-        <w:t>a=999;   a^  =123;(a与123异或) ; a^  =123(再与123异或就由4变回999了)</w:t>
+        <w:t>a=999;   a^  =123;(a与123异或) ; a^  =123(再与123异或就又变回999了)</w:t>
       </w:r>
     </w:p>
     <w:p>
@@ -488,512 +488,519 @@
           <w:rFonts w:hint="eastAsia"/>
           <w:lang w:val="en-US" w:eastAsia="zh-CN"/>
         </w:rPr>
-        <w:t>);}  ==   for(int i=0; i&lt;arr.Length; i++)  {cw(</w:t>
-      </w:r>
-      <w:r>
-        <w:rPr>
-          <w:rFonts w:hint="default"/>
-          <w:lang w:val="en-US" w:eastAsia="zh-CN"/>
-        </w:rPr>
-        <w:t>“</w:t>
-      </w:r>
-      <w:r>
-        <w:rPr>
-          <w:rFonts w:hint="eastAsia"/>
-          <w:lang w:val="en-US" w:eastAsia="zh-CN"/>
-        </w:rPr>
-        <w:t>i</w:t>
-      </w:r>
-      <w:r>
-        <w:rPr>
-          <w:rFonts w:hint="default"/>
-          <w:lang w:val="en-US" w:eastAsia="zh-CN"/>
-        </w:rPr>
-        <w:t>”</w:t>
-      </w:r>
-      <w:r>
-        <w:rPr>
-          <w:rFonts w:hint="eastAsia"/>
-          <w:lang w:val="en-US" w:eastAsia="zh-CN"/>
-        </w:rPr>
-        <w:t>);}</w:t>
-      </w:r>
-    </w:p>
-    <w:p>
-      <w:pPr>
-        <w:rPr>
-          <w:rFonts w:hint="eastAsia"/>
-          <w:lang w:val="en-US" w:eastAsia="zh-CN"/>
-        </w:rPr>
-      </w:pPr>
-      <w:r>
-        <w:rPr>
-          <w:rFonts w:hint="eastAsia"/>
-          <w:lang w:val="en-US" w:eastAsia="zh-CN"/>
-        </w:rPr>
-        <w:t>但foreach遍历是只读的</w:t>
-      </w:r>
-    </w:p>
-    <w:p>
-      <w:pPr>
-        <w:rPr>
-          <w:rFonts w:hint="eastAsia"/>
-          <w:lang w:val="en-US" w:eastAsia="zh-CN"/>
-        </w:rPr>
-      </w:pPr>
-    </w:p>
-    <w:p>
-      <w:pPr>
-        <w:rPr>
-          <w:rFonts w:hint="eastAsia"/>
-          <w:lang w:val="en-US" w:eastAsia="zh-CN"/>
-        </w:rPr>
-      </w:pPr>
-      <w:r>
-        <w:rPr>
-          <w:rFonts w:hint="eastAsia"/>
-          <w:lang w:val="en-US" w:eastAsia="zh-CN"/>
-        </w:rPr>
-        <w:t>8.</w:t>
-      </w:r>
-    </w:p>
-    <w:p>
-      <w:pPr>
-        <w:rPr>
-          <w:rFonts w:hint="eastAsia"/>
-          <w:lang w:val="en-US" w:eastAsia="zh-CN"/>
-        </w:rPr>
-      </w:pPr>
-      <w:r>
-        <w:rPr>
-          <w:rFonts w:hint="eastAsia"/>
-          <w:lang w:val="en-US" w:eastAsia="zh-CN"/>
-        </w:rPr>
-        <w:t xml:space="preserve">参数数组int f (  </w:t>
-      </w:r>
-      <w:r>
-        <w:rPr>
-          <w:rFonts w:hint="eastAsia"/>
-          <w:highlight w:val="none"/>
-          <w:lang w:val="en-US" w:eastAsia="zh-CN"/>
-        </w:rPr>
-        <w:t xml:space="preserve">params  int[]  numbers  </w:t>
-      </w:r>
-      <w:r>
-        <w:rPr>
-          <w:rFonts w:hint="eastAsia"/>
-          <w:lang w:val="en-US" w:eastAsia="zh-CN"/>
-        </w:rPr>
-        <w:t>) {... for(i in number) ...result += i;}</w:t>
-      </w:r>
-    </w:p>
-    <w:p>
-      <w:pPr>
-        <w:rPr>
-          <w:rFonts w:hint="eastAsia"/>
-          <w:lang w:val="en-US" w:eastAsia="zh-CN"/>
-        </w:rPr>
-      </w:pPr>
-      <w:r>
-        <w:rPr>
-          <w:rFonts w:hint="eastAsia"/>
-          <w:lang w:val="en-US" w:eastAsia="zh-CN"/>
-        </w:rPr>
-        <w:t>处理任意长度的数组 故参数数组必须放在形参的最后</w:t>
-      </w:r>
-    </w:p>
-    <w:p>
-      <w:pPr>
-        <w:rPr>
-          <w:rFonts w:hint="eastAsia"/>
-          <w:lang w:val="en-US" w:eastAsia="zh-CN"/>
-        </w:rPr>
-      </w:pPr>
-    </w:p>
-    <w:p>
-      <w:pPr>
-        <w:rPr>
-          <w:rFonts w:hint="eastAsia"/>
-          <w:lang w:val="en-US" w:eastAsia="zh-CN"/>
-        </w:rPr>
-      </w:pPr>
-      <w:r>
-        <w:rPr>
-          <w:rFonts w:hint="eastAsia"/>
-          <w:lang w:val="en-US" w:eastAsia="zh-CN"/>
-        </w:rPr>
-        <w:t>9.</w:t>
-      </w:r>
-    </w:p>
-    <w:p>
-      <w:pPr>
-        <w:rPr>
-          <w:rFonts w:hint="default"/>
-          <w:lang w:val="en-US" w:eastAsia="zh-CN"/>
-        </w:rPr>
-      </w:pPr>
-      <w:r>
-        <w:rPr>
-          <w:rFonts w:hint="eastAsia"/>
-          <w:lang w:val="en-US" w:eastAsia="zh-CN"/>
-        </w:rPr>
-        <w:t>private ... _name  后备字段 储存数据,外部不可直接访问</w:t>
-      </w:r>
-    </w:p>
-    <w:p>
-      <w:pPr>
-        <w:rPr>
-          <w:rFonts w:hint="eastAsia"/>
-          <w:lang w:val="en-US" w:eastAsia="zh-CN"/>
-        </w:rPr>
-      </w:pPr>
-      <w:r>
-        <w:rPr>
-          <w:rFonts w:hint="eastAsia"/>
-          <w:lang w:val="en-US" w:eastAsia="zh-CN"/>
-        </w:rPr>
-        <w:t>get与set 在外部访问后备字段 获取或设置值的时候添加额外的逻辑</w:t>
-      </w:r>
-    </w:p>
-    <w:p>
-      <w:pPr>
-        <w:rPr>
-          <w:rFonts w:hint="default"/>
-          <w:lang w:val="en-US" w:eastAsia="zh-CN"/>
-        </w:rPr>
-      </w:pPr>
-      <w:r>
-        <w:rPr>
-          <w:rFonts w:hint="eastAsia"/>
-          <w:lang w:val="en-US" w:eastAsia="zh-CN"/>
-        </w:rPr>
-        <w:t>外部访问时 读取调用get  写入调用set</w:t>
-      </w:r>
-    </w:p>
-    <w:p>
-      <w:pPr>
-        <w:rPr>
-          <w:rFonts w:hint="eastAsia"/>
-          <w:lang w:val="en-US" w:eastAsia="zh-CN"/>
-        </w:rPr>
-      </w:pPr>
-      <w:r>
-        <w:rPr>
-          <w:rFonts w:hint="eastAsia"/>
-          <w:lang w:val="en-US" w:eastAsia="zh-CN"/>
-        </w:rPr>
-        <w:t>初始化后不可修改 set--&gt;init</w:t>
-      </w:r>
-    </w:p>
-    <w:p>
-      <w:pPr>
-        <w:rPr>
-          <w:rFonts w:hint="eastAsia"/>
-          <w:lang w:val="en-US" w:eastAsia="zh-CN"/>
-        </w:rPr>
-      </w:pPr>
-      <w:r>
-        <w:rPr>
-          <w:rFonts w:hint="eastAsia"/>
-          <w:lang w:val="en-US" w:eastAsia="zh-CN"/>
-        </w:rPr>
-        <w:t>private set 类内可修改,配合构造函数,使外部不可修改</w:t>
-      </w:r>
-    </w:p>
-    <w:p>
-      <w:pPr>
-        <w:rPr>
-          <w:rFonts w:hint="eastAsia"/>
-          <w:lang w:val="en-US" w:eastAsia="zh-CN"/>
-        </w:rPr>
-      </w:pPr>
-      <w:r>
-        <w:rPr>
-          <w:rFonts w:hint="eastAsia"/>
-          <w:lang w:val="en-US" w:eastAsia="zh-CN"/>
-        </w:rPr>
-        <w:t>init 只允许初始化,类内都不可修改</w:t>
-      </w:r>
-      <w:r>
-        <w:rPr>
-          <w:rFonts w:hint="eastAsia"/>
-          <w:lang w:val="en-US" w:eastAsia="zh-CN"/>
-        </w:rPr>
-        <w:br w:type="textWrapping"/>
-      </w:r>
-    </w:p>
-    <w:p>
-      <w:pPr>
-        <w:rPr>
-          <w:rFonts w:hint="eastAsia"/>
-          <w:lang w:val="en-US" w:eastAsia="zh-CN"/>
-        </w:rPr>
-      </w:pPr>
-      <w:r>
-        <w:rPr>
-          <w:rFonts w:hint="eastAsia"/>
-          <w:lang w:val="en-US" w:eastAsia="zh-CN"/>
-        </w:rPr>
-        <w:t>10.</w:t>
-      </w:r>
-    </w:p>
-    <w:p>
-      <w:pPr>
-        <w:rPr>
-          <w:rFonts w:hint="eastAsia"/>
-          <w:lang w:val="en-US" w:eastAsia="zh-CN"/>
-        </w:rPr>
-      </w:pPr>
-      <w:r>
-        <w:rPr>
-          <w:rFonts w:hint="eastAsia"/>
-          <w:lang w:val="en-US" w:eastAsia="zh-CN"/>
-        </w:rPr>
-        <w:t>const 常量 声明时就需要初始化,并且初始化后不可更改</w:t>
-      </w:r>
-    </w:p>
-    <w:p>
-      <w:pPr>
-        <w:rPr>
-          <w:rFonts w:hint="eastAsia"/>
-          <w:lang w:val="en-US" w:eastAsia="zh-CN"/>
-        </w:rPr>
-      </w:pPr>
-    </w:p>
-    <w:p>
-      <w:pPr>
-        <w:rPr>
-          <w:rFonts w:hint="eastAsia"/>
-          <w:lang w:val="en-US" w:eastAsia="zh-CN"/>
-        </w:rPr>
-      </w:pPr>
-      <w:r>
-        <w:rPr>
-          <w:rFonts w:hint="eastAsia"/>
-          <w:lang w:val="en-US" w:eastAsia="zh-CN"/>
-        </w:rPr>
-        <w:t>11.</w:t>
-      </w:r>
-    </w:p>
-    <w:p>
-      <w:pPr>
-        <w:rPr>
-          <w:rFonts w:hint="eastAsia"/>
-          <w:lang w:val="en-US" w:eastAsia="zh-CN"/>
-        </w:rPr>
-      </w:pPr>
-      <w:r>
-        <w:rPr>
-          <w:rFonts w:hint="eastAsia"/>
-          <w:lang w:val="en-US" w:eastAsia="zh-CN"/>
-        </w:rPr>
-        <w:t>ref 修改外部变量</w:t>
-      </w:r>
-    </w:p>
-    <w:p>
-      <w:pPr>
-        <w:rPr>
-          <w:rFonts w:hint="eastAsia"/>
-          <w:lang w:val="en-US" w:eastAsia="zh-CN"/>
-        </w:rPr>
-      </w:pPr>
-      <w:r>
-        <w:rPr>
-          <w:rFonts w:hint="eastAsia"/>
-          <w:lang w:val="en-US" w:eastAsia="zh-CN"/>
-        </w:rPr>
-        <w:t>out 方法在返回时必须给变量赋值 传参时不必初始化</w:t>
-      </w:r>
-    </w:p>
-    <w:p>
-      <w:pPr>
-        <w:rPr>
-          <w:rFonts w:hint="eastAsia"/>
-          <w:lang w:val="en-US" w:eastAsia="zh-CN"/>
-        </w:rPr>
-      </w:pPr>
-    </w:p>
-    <w:p>
-      <w:pPr>
-        <w:rPr>
-          <w:rFonts w:hint="eastAsia"/>
-          <w:lang w:val="en-US" w:eastAsia="zh-CN"/>
-        </w:rPr>
-      </w:pPr>
-      <w:r>
-        <w:rPr>
-          <w:rFonts w:hint="eastAsia"/>
-          <w:lang w:val="en-US" w:eastAsia="zh-CN"/>
-        </w:rPr>
-        <w:t>12.</w:t>
-      </w:r>
-    </w:p>
-    <w:p>
-      <w:pPr>
-        <w:rPr>
-          <w:rFonts w:hint="eastAsia"/>
-          <w:lang w:val="en-US" w:eastAsia="zh-CN"/>
-        </w:rPr>
-      </w:pPr>
-      <w:r>
-        <w:rPr>
-          <w:rFonts w:hint="default"/>
-          <w:lang w:val="en-US" w:eastAsia="zh-CN"/>
-        </w:rPr>
-        <w:t>public int Age { get; set; }</w:t>
-      </w:r>
-      <w:r>
-        <w:rPr>
-          <w:rFonts w:hint="eastAsia"/>
-          <w:lang w:val="en-US" w:eastAsia="zh-CN"/>
-        </w:rPr>
-        <w:t xml:space="preserve"> 自动属性</w:t>
-      </w:r>
-    </w:p>
-    <w:p>
-      <w:pPr>
-        <w:rPr>
-          <w:rFonts w:hint="eastAsia"/>
-          <w:lang w:val="en-US" w:eastAsia="zh-CN"/>
-        </w:rPr>
-      </w:pPr>
-      <w:r>
-        <w:rPr>
-          <w:rFonts w:hint="eastAsia"/>
-          <w:lang w:val="en-US" w:eastAsia="zh-CN"/>
-        </w:rPr>
-        <w:t>相当于</w:t>
-      </w:r>
-    </w:p>
-    <w:p>
-      <w:pPr>
-        <w:rPr>
-          <w:rFonts w:hint="eastAsia"/>
-          <w:lang w:val="en-US" w:eastAsia="zh-CN"/>
-        </w:rPr>
-      </w:pPr>
-      <w:r>
-        <w:rPr>
-          <w:rFonts w:hint="eastAsia"/>
-          <w:lang w:val="en-US" w:eastAsia="zh-CN"/>
-        </w:rPr>
-        <w:t>private int age;</w:t>
-      </w:r>
-    </w:p>
-    <w:p>
-      <w:pPr>
-        <w:rPr>
-          <w:rFonts w:hint="eastAsia"/>
-          <w:lang w:val="en-US" w:eastAsia="zh-CN"/>
-        </w:rPr>
-      </w:pPr>
-      <w:r>
-        <w:rPr>
-          <w:rFonts w:hint="eastAsia"/>
-          <w:lang w:val="en-US" w:eastAsia="zh-CN"/>
-        </w:rPr>
-        <w:t>public int Age</w:t>
-      </w:r>
-    </w:p>
-    <w:p>
-      <w:pPr>
-        <w:rPr>
-          <w:rFonts w:hint="eastAsia"/>
-          <w:lang w:val="en-US" w:eastAsia="zh-CN"/>
-        </w:rPr>
-      </w:pPr>
-      <w:r>
-        <w:rPr>
-          <w:rFonts w:hint="eastAsia"/>
-          <w:lang w:val="en-US" w:eastAsia="zh-CN"/>
-        </w:rPr>
-        <w:t>{</w:t>
-      </w:r>
-    </w:p>
-    <w:p>
-      <w:pPr>
-        <w:rPr>
-          <w:rFonts w:hint="eastAsia"/>
-          <w:lang w:val="en-US" w:eastAsia="zh-CN"/>
-        </w:rPr>
-      </w:pPr>
-      <w:r>
-        <w:rPr>
-          <w:rFonts w:hint="eastAsia"/>
-          <w:lang w:val="en-US" w:eastAsia="zh-CN"/>
-        </w:rPr>
-        <w:t xml:space="preserve">    get { return age; }</w:t>
-      </w:r>
-    </w:p>
-    <w:p>
-      <w:pPr>
-        <w:rPr>
-          <w:rFonts w:hint="eastAsia"/>
-          <w:lang w:val="en-US" w:eastAsia="zh-CN"/>
-        </w:rPr>
-      </w:pPr>
-      <w:r>
-        <w:rPr>
-          <w:rFonts w:hint="eastAsia"/>
-          <w:lang w:val="en-US" w:eastAsia="zh-CN"/>
-        </w:rPr>
-        <w:t xml:space="preserve">    set { age = value; }</w:t>
-      </w:r>
-    </w:p>
-    <w:p>
-      <w:pPr>
-        <w:rPr>
-          <w:rFonts w:hint="eastAsia"/>
-          <w:lang w:val="en-US" w:eastAsia="zh-CN"/>
-        </w:rPr>
-      </w:pPr>
-      <w:r>
-        <w:rPr>
-          <w:rFonts w:hint="eastAsia"/>
-          <w:lang w:val="en-US" w:eastAsia="zh-CN"/>
-        </w:rPr>
-        <w:t>}</w:t>
-      </w:r>
-    </w:p>
-    <w:p>
-      <w:pPr>
-        <w:rPr>
-          <w:rFonts w:hint="eastAsia"/>
-          <w:lang w:val="en-US" w:eastAsia="zh-CN"/>
-        </w:rPr>
-      </w:pPr>
-    </w:p>
-    <w:p>
-      <w:pPr>
-        <w:rPr>
-          <w:rFonts w:hint="eastAsia"/>
-          <w:lang w:val="en-US" w:eastAsia="zh-CN"/>
-        </w:rPr>
-      </w:pPr>
-      <w:r>
-        <w:rPr>
-          <w:rFonts w:hint="eastAsia"/>
-          <w:lang w:val="en-US" w:eastAsia="zh-CN"/>
-        </w:rPr>
-        <w:t>13.</w:t>
-      </w:r>
-    </w:p>
-    <w:p>
-      <w:pPr>
-        <w:rPr>
-          <w:rFonts w:hint="default"/>
-          <w:lang w:val="en-US" w:eastAsia="zh-CN"/>
-        </w:rPr>
-      </w:pPr>
-      <w:r>
-        <w:rPr>
-          <w:rFonts w:hint="eastAsia"/>
-          <w:lang w:val="en-US" w:eastAsia="zh-CN"/>
-        </w:rPr>
-        <w:t>protected 当前类与派生类使用</w:t>
+        <w:t>);}  ==&gt;</w:t>
       </w:r>
       <w:bookmarkStart w:id="0" w:name="_GoBack"/>
       <w:bookmarkEnd w:id="0"/>
+      <w:r>
+        <w:rPr>
+          <w:rFonts w:hint="eastAsia"/>
+          <w:lang w:val="en-US" w:eastAsia="zh-CN"/>
+        </w:rPr>
+        <w:t xml:space="preserve">   for(int i=0; i&lt;arr.Length; i++)  {cw(</w:t>
+      </w:r>
+      <w:r>
+        <w:rPr>
+          <w:rFonts w:hint="default"/>
+          <w:lang w:val="en-US" w:eastAsia="zh-CN"/>
+        </w:rPr>
+        <w:t>“</w:t>
+      </w:r>
+      <w:r>
+        <w:rPr>
+          <w:rFonts w:hint="eastAsia"/>
+          <w:lang w:val="en-US" w:eastAsia="zh-CN"/>
+        </w:rPr>
+        <w:t>i</w:t>
+      </w:r>
+      <w:r>
+        <w:rPr>
+          <w:rFonts w:hint="default"/>
+          <w:lang w:val="en-US" w:eastAsia="zh-CN"/>
+        </w:rPr>
+        <w:t>”</w:t>
+      </w:r>
+      <w:r>
+        <w:rPr>
+          <w:rFonts w:hint="eastAsia"/>
+          <w:lang w:val="en-US" w:eastAsia="zh-CN"/>
+        </w:rPr>
+        <w:t>);}</w:t>
+      </w:r>
+    </w:p>
+    <w:p>
+      <w:pPr>
+        <w:rPr>
+          <w:rFonts w:hint="eastAsia"/>
+          <w:lang w:val="en-US" w:eastAsia="zh-CN"/>
+        </w:rPr>
+      </w:pPr>
+      <w:r>
+        <w:rPr>
+          <w:rFonts w:hint="eastAsia"/>
+          <w:lang w:val="en-US" w:eastAsia="zh-CN"/>
+        </w:rPr>
+        <w:t>但foreach遍历是只读的</w:t>
+      </w:r>
+    </w:p>
+    <w:p>
+      <w:pPr>
+        <w:rPr>
+          <w:rFonts w:hint="eastAsia"/>
+          <w:lang w:val="en-US" w:eastAsia="zh-CN"/>
+        </w:rPr>
+      </w:pPr>
+    </w:p>
+    <w:p>
+      <w:pPr>
+        <w:rPr>
+          <w:rFonts w:hint="eastAsia"/>
+          <w:lang w:val="en-US" w:eastAsia="zh-CN"/>
+        </w:rPr>
+      </w:pPr>
+      <w:r>
+        <w:rPr>
+          <w:rFonts w:hint="eastAsia"/>
+          <w:lang w:val="en-US" w:eastAsia="zh-CN"/>
+        </w:rPr>
+        <w:t>8.</w:t>
+      </w:r>
+    </w:p>
+    <w:p>
+      <w:pPr>
+        <w:rPr>
+          <w:rFonts w:hint="eastAsia"/>
+          <w:lang w:val="en-US" w:eastAsia="zh-CN"/>
+        </w:rPr>
+      </w:pPr>
+      <w:r>
+        <w:rPr>
+          <w:rFonts w:hint="eastAsia"/>
+          <w:lang w:val="en-US" w:eastAsia="zh-CN"/>
+        </w:rPr>
+        <w:t xml:space="preserve">参数数组int f (  </w:t>
+      </w:r>
+      <w:r>
+        <w:rPr>
+          <w:rFonts w:hint="eastAsia"/>
+          <w:highlight w:val="none"/>
+          <w:lang w:val="en-US" w:eastAsia="zh-CN"/>
+        </w:rPr>
+        <w:t xml:space="preserve">params  int[]  numbers  </w:t>
+      </w:r>
+      <w:r>
+        <w:rPr>
+          <w:rFonts w:hint="eastAsia"/>
+          <w:lang w:val="en-US" w:eastAsia="zh-CN"/>
+        </w:rPr>
+        <w:t>) {... for(i in number) ...result += i;}</w:t>
+      </w:r>
+    </w:p>
+    <w:p>
+      <w:pPr>
+        <w:rPr>
+          <w:rFonts w:hint="eastAsia"/>
+          <w:lang w:val="en-US" w:eastAsia="zh-CN"/>
+        </w:rPr>
+      </w:pPr>
+      <w:r>
+        <w:rPr>
+          <w:rFonts w:hint="eastAsia"/>
+          <w:lang w:val="en-US" w:eastAsia="zh-CN"/>
+        </w:rPr>
+        <w:t>处理任意长度的数组 故参数数组必须放在形参的最后</w:t>
+      </w:r>
+    </w:p>
+    <w:p>
+      <w:pPr>
+        <w:rPr>
+          <w:rFonts w:hint="eastAsia"/>
+          <w:lang w:val="en-US" w:eastAsia="zh-CN"/>
+        </w:rPr>
+      </w:pPr>
+    </w:p>
+    <w:p>
+      <w:pPr>
+        <w:rPr>
+          <w:rFonts w:hint="eastAsia"/>
+          <w:lang w:val="en-US" w:eastAsia="zh-CN"/>
+        </w:rPr>
+      </w:pPr>
+      <w:r>
+        <w:rPr>
+          <w:rFonts w:hint="eastAsia"/>
+          <w:lang w:val="en-US" w:eastAsia="zh-CN"/>
+        </w:rPr>
+        <w:t>9.</w:t>
+      </w:r>
+    </w:p>
+    <w:p>
+      <w:pPr>
+        <w:rPr>
+          <w:rFonts w:hint="default"/>
+          <w:lang w:val="en-US" w:eastAsia="zh-CN"/>
+        </w:rPr>
+      </w:pPr>
+      <w:r>
+        <w:rPr>
+          <w:rFonts w:hint="eastAsia"/>
+          <w:lang w:val="en-US" w:eastAsia="zh-CN"/>
+        </w:rPr>
+        <w:t>private ... _name  后备字段 储存数据,外部不可直接访问</w:t>
+      </w:r>
+    </w:p>
+    <w:p>
+      <w:pPr>
+        <w:rPr>
+          <w:rFonts w:hint="eastAsia"/>
+          <w:lang w:val="en-US" w:eastAsia="zh-CN"/>
+        </w:rPr>
+      </w:pPr>
+      <w:r>
+        <w:rPr>
+          <w:rFonts w:hint="eastAsia"/>
+          <w:lang w:val="en-US" w:eastAsia="zh-CN"/>
+        </w:rPr>
+        <w:t>get与set 在外部访问后备字段 获取或设置值的时候添加额外的逻辑</w:t>
+      </w:r>
+    </w:p>
+    <w:p>
+      <w:pPr>
+        <w:rPr>
+          <w:rFonts w:hint="default"/>
+          <w:lang w:val="en-US" w:eastAsia="zh-CN"/>
+        </w:rPr>
+      </w:pPr>
+      <w:r>
+        <w:rPr>
+          <w:rFonts w:hint="eastAsia"/>
+          <w:lang w:val="en-US" w:eastAsia="zh-CN"/>
+        </w:rPr>
+        <w:t>外部访问时 读取调用get  写入调用set</w:t>
+      </w:r>
+    </w:p>
+    <w:p>
+      <w:pPr>
+        <w:rPr>
+          <w:rFonts w:hint="eastAsia"/>
+          <w:lang w:val="en-US" w:eastAsia="zh-CN"/>
+        </w:rPr>
+      </w:pPr>
+      <w:r>
+        <w:rPr>
+          <w:rFonts w:hint="eastAsia"/>
+          <w:lang w:val="en-US" w:eastAsia="zh-CN"/>
+        </w:rPr>
+        <w:t>初始化后不可修改 set--&gt;init</w:t>
+      </w:r>
+    </w:p>
+    <w:p>
+      <w:pPr>
+        <w:rPr>
+          <w:rFonts w:hint="eastAsia"/>
+          <w:lang w:val="en-US" w:eastAsia="zh-CN"/>
+        </w:rPr>
+      </w:pPr>
+      <w:r>
+        <w:rPr>
+          <w:rFonts w:hint="eastAsia"/>
+          <w:lang w:val="en-US" w:eastAsia="zh-CN"/>
+        </w:rPr>
+        <w:t>private set 类内可修改,配合构造函数,使外部不可修改</w:t>
+      </w:r>
+    </w:p>
+    <w:p>
+      <w:pPr>
+        <w:rPr>
+          <w:rFonts w:hint="eastAsia"/>
+          <w:lang w:val="en-US" w:eastAsia="zh-CN"/>
+        </w:rPr>
+      </w:pPr>
+      <w:r>
+        <w:rPr>
+          <w:rFonts w:hint="eastAsia"/>
+          <w:lang w:val="en-US" w:eastAsia="zh-CN"/>
+        </w:rPr>
+        <w:t>init 只允许初始化,类内都不可修改</w:t>
+      </w:r>
+      <w:r>
+        <w:rPr>
+          <w:rFonts w:hint="eastAsia"/>
+          <w:lang w:val="en-US" w:eastAsia="zh-CN"/>
+        </w:rPr>
+        <w:br w:type="textWrapping"/>
+      </w:r>
+    </w:p>
+    <w:p>
+      <w:pPr>
+        <w:rPr>
+          <w:rFonts w:hint="eastAsia"/>
+          <w:lang w:val="en-US" w:eastAsia="zh-CN"/>
+        </w:rPr>
+      </w:pPr>
+      <w:r>
+        <w:rPr>
+          <w:rFonts w:hint="eastAsia"/>
+          <w:lang w:val="en-US" w:eastAsia="zh-CN"/>
+        </w:rPr>
+        <w:t>10.</w:t>
+      </w:r>
+    </w:p>
+    <w:p>
+      <w:pPr>
+        <w:rPr>
+          <w:rFonts w:hint="eastAsia"/>
+          <w:lang w:val="en-US" w:eastAsia="zh-CN"/>
+        </w:rPr>
+      </w:pPr>
+      <w:r>
+        <w:rPr>
+          <w:rFonts w:hint="eastAsia"/>
+          <w:lang w:val="en-US" w:eastAsia="zh-CN"/>
+        </w:rPr>
+        <w:t>const 常量 声明时就需要初始化,并且初始化后不可更改</w:t>
+      </w:r>
+    </w:p>
+    <w:p>
+      <w:pPr>
+        <w:rPr>
+          <w:rFonts w:hint="eastAsia"/>
+          <w:lang w:val="en-US" w:eastAsia="zh-CN"/>
+        </w:rPr>
+      </w:pPr>
+    </w:p>
+    <w:p>
+      <w:pPr>
+        <w:rPr>
+          <w:rFonts w:hint="eastAsia"/>
+          <w:lang w:val="en-US" w:eastAsia="zh-CN"/>
+        </w:rPr>
+      </w:pPr>
+      <w:r>
+        <w:rPr>
+          <w:rFonts w:hint="eastAsia"/>
+          <w:lang w:val="en-US" w:eastAsia="zh-CN"/>
+        </w:rPr>
+        <w:t>11.</w:t>
+      </w:r>
+    </w:p>
+    <w:p>
+      <w:pPr>
+        <w:rPr>
+          <w:rFonts w:hint="eastAsia"/>
+          <w:lang w:val="en-US" w:eastAsia="zh-CN"/>
+        </w:rPr>
+      </w:pPr>
+      <w:r>
+        <w:rPr>
+          <w:rFonts w:hint="eastAsia"/>
+          <w:lang w:val="en-US" w:eastAsia="zh-CN"/>
+        </w:rPr>
+        <w:t>ref 修改外部变量</w:t>
+      </w:r>
+    </w:p>
+    <w:p>
+      <w:pPr>
+        <w:rPr>
+          <w:rFonts w:hint="eastAsia"/>
+          <w:lang w:val="en-US" w:eastAsia="zh-CN"/>
+        </w:rPr>
+      </w:pPr>
+      <w:r>
+        <w:rPr>
+          <w:rFonts w:hint="eastAsia"/>
+          <w:lang w:val="en-US" w:eastAsia="zh-CN"/>
+        </w:rPr>
+        <w:t>out 方法在返回时必须给变量赋值 传参时不必初始化</w:t>
+      </w:r>
+    </w:p>
+    <w:p>
+      <w:pPr>
+        <w:rPr>
+          <w:rFonts w:hint="eastAsia"/>
+          <w:lang w:val="en-US" w:eastAsia="zh-CN"/>
+        </w:rPr>
+      </w:pPr>
+    </w:p>
+    <w:p>
+      <w:pPr>
+        <w:rPr>
+          <w:rFonts w:hint="eastAsia"/>
+          <w:lang w:val="en-US" w:eastAsia="zh-CN"/>
+        </w:rPr>
+      </w:pPr>
+      <w:r>
+        <w:rPr>
+          <w:rFonts w:hint="eastAsia"/>
+          <w:lang w:val="en-US" w:eastAsia="zh-CN"/>
+        </w:rPr>
+        <w:t>12.</w:t>
+      </w:r>
+    </w:p>
+    <w:p>
+      <w:pPr>
+        <w:rPr>
+          <w:rFonts w:hint="eastAsia"/>
+          <w:lang w:val="en-US" w:eastAsia="zh-CN"/>
+        </w:rPr>
+      </w:pPr>
+      <w:r>
+        <w:rPr>
+          <w:rFonts w:hint="default"/>
+          <w:lang w:val="en-US" w:eastAsia="zh-CN"/>
+        </w:rPr>
+        <w:t>public int Age { get; set; }</w:t>
+      </w:r>
+      <w:r>
+        <w:rPr>
+          <w:rFonts w:hint="eastAsia"/>
+          <w:lang w:val="en-US" w:eastAsia="zh-CN"/>
+        </w:rPr>
+        <w:t xml:space="preserve"> 自动属性</w:t>
+      </w:r>
+    </w:p>
+    <w:p>
+      <w:pPr>
+        <w:rPr>
+          <w:rFonts w:hint="eastAsia"/>
+          <w:lang w:val="en-US" w:eastAsia="zh-CN"/>
+        </w:rPr>
+      </w:pPr>
+      <w:r>
+        <w:rPr>
+          <w:rFonts w:hint="eastAsia"/>
+          <w:lang w:val="en-US" w:eastAsia="zh-CN"/>
+        </w:rPr>
+        <w:t>相当于</w:t>
+      </w:r>
+    </w:p>
+    <w:p>
+      <w:pPr>
+        <w:rPr>
+          <w:rFonts w:hint="eastAsia"/>
+          <w:lang w:val="en-US" w:eastAsia="zh-CN"/>
+        </w:rPr>
+      </w:pPr>
+      <w:r>
+        <w:rPr>
+          <w:rFonts w:hint="eastAsia"/>
+          <w:lang w:val="en-US" w:eastAsia="zh-CN"/>
+        </w:rPr>
+        <w:t>private int age;</w:t>
+      </w:r>
+    </w:p>
+    <w:p>
+      <w:pPr>
+        <w:rPr>
+          <w:rFonts w:hint="eastAsia"/>
+          <w:lang w:val="en-US" w:eastAsia="zh-CN"/>
+        </w:rPr>
+      </w:pPr>
+      <w:r>
+        <w:rPr>
+          <w:rFonts w:hint="eastAsia"/>
+          <w:lang w:val="en-US" w:eastAsia="zh-CN"/>
+        </w:rPr>
+        <w:t>public int Age</w:t>
+      </w:r>
+    </w:p>
+    <w:p>
+      <w:pPr>
+        <w:rPr>
+          <w:rFonts w:hint="eastAsia"/>
+          <w:lang w:val="en-US" w:eastAsia="zh-CN"/>
+        </w:rPr>
+      </w:pPr>
+      <w:r>
+        <w:rPr>
+          <w:rFonts w:hint="eastAsia"/>
+          <w:lang w:val="en-US" w:eastAsia="zh-CN"/>
+        </w:rPr>
+        <w:t>{</w:t>
+      </w:r>
+    </w:p>
+    <w:p>
+      <w:pPr>
+        <w:rPr>
+          <w:rFonts w:hint="eastAsia"/>
+          <w:lang w:val="en-US" w:eastAsia="zh-CN"/>
+        </w:rPr>
+      </w:pPr>
+      <w:r>
+        <w:rPr>
+          <w:rFonts w:hint="eastAsia"/>
+          <w:lang w:val="en-US" w:eastAsia="zh-CN"/>
+        </w:rPr>
+        <w:t xml:space="preserve">    get { return age; }</w:t>
+      </w:r>
+    </w:p>
+    <w:p>
+      <w:pPr>
+        <w:rPr>
+          <w:rFonts w:hint="eastAsia"/>
+          <w:lang w:val="en-US" w:eastAsia="zh-CN"/>
+        </w:rPr>
+      </w:pPr>
+      <w:r>
+        <w:rPr>
+          <w:rFonts w:hint="eastAsia"/>
+          <w:lang w:val="en-US" w:eastAsia="zh-CN"/>
+        </w:rPr>
+        <w:t xml:space="preserve">    set { age = value; }</w:t>
+      </w:r>
+    </w:p>
+    <w:p>
+      <w:pPr>
+        <w:rPr>
+          <w:rFonts w:hint="eastAsia"/>
+          <w:lang w:val="en-US" w:eastAsia="zh-CN"/>
+        </w:rPr>
+      </w:pPr>
+      <w:r>
+        <w:rPr>
+          <w:rFonts w:hint="eastAsia"/>
+          <w:lang w:val="en-US" w:eastAsia="zh-CN"/>
+        </w:rPr>
+        <w:t>}</w:t>
+      </w:r>
+    </w:p>
+    <w:p>
+      <w:pPr>
+        <w:rPr>
+          <w:rFonts w:hint="eastAsia"/>
+          <w:lang w:val="en-US" w:eastAsia="zh-CN"/>
+        </w:rPr>
+      </w:pPr>
+    </w:p>
+    <w:p>
+      <w:pPr>
+        <w:rPr>
+          <w:rFonts w:hint="eastAsia"/>
+          <w:lang w:val="en-US" w:eastAsia="zh-CN"/>
+        </w:rPr>
+      </w:pPr>
+      <w:r>
+        <w:rPr>
+          <w:rFonts w:hint="eastAsia"/>
+          <w:lang w:val="en-US" w:eastAsia="zh-CN"/>
+        </w:rPr>
+        <w:t>13.</w:t>
+      </w:r>
+    </w:p>
+    <w:p>
+      <w:pPr>
+        <w:rPr>
+          <w:rFonts w:hint="default"/>
+          <w:lang w:val="en-US" w:eastAsia="zh-CN"/>
+        </w:rPr>
+      </w:pPr>
+      <w:r>
+        <w:rPr>
+          <w:rFonts w:hint="eastAsia"/>
+          <w:lang w:val="en-US" w:eastAsia="zh-CN"/>
+        </w:rPr>
+        <w:t>protected 当前类与派生类使用</w:t>
+      </w:r>
     </w:p>
     <w:sectPr>
       <w:pgSz w:w="11906" w:h="16838"/>
@@ -1081,7 +1088,7 @@
     <w:lsdException w:qFormat="1" w:unhideWhenUsed="0" w:uiPriority="0" w:semiHidden="0" w:name="Title"/>
     <w:lsdException w:unhideWhenUsed="0" w:uiPriority="0" w:semiHidden="0" w:name="Closing"/>
     <w:lsdException w:unhideWhenUsed="0" w:uiPriority="0" w:semiHidden="0" w:name="Signature"/>
-    <w:lsdException w:unhideWhenUsed="0" w:uiPriority="0" w:name="Default Paragraph Font"/>
+    <w:lsdException w:qFormat="1" w:unhideWhenUsed="0" w:uiPriority="0" w:name="Default Paragraph Font"/>
     <w:lsdException w:unhideWhenUsed="0" w:uiPriority="0" w:semiHidden="0" w:name="Body Text"/>
     <w:lsdException w:unhideWhenUsed="0" w:uiPriority="0" w:semiHidden="0" w:name="Body Text Indent"/>
     <w:lsdException w:unhideWhenUsed="0" w:uiPriority="0" w:semiHidden="0" w:name="List Continue"/>
@@ -1284,6 +1291,7 @@
   <w:style w:type="character" w:default="1" w:styleId="3">
     <w:name w:val="Default Paragraph Font"/>
     <w:semiHidden/>
+    <w:qFormat/>
     <w:uiPriority w:val="0"/>
   </w:style>
   <w:style w:type="table" w:default="1" w:styleId="2">

--- a/c#_study.docx
+++ b/c#_study.docx
@@ -488,519 +488,732 @@
           <w:rFonts w:hint="eastAsia"/>
           <w:lang w:val="en-US" w:eastAsia="zh-CN"/>
         </w:rPr>
-        <w:t>);}  ==&gt;</w:t>
+        <w:t>);}  ==&gt;   for(int i=0; i&lt;arr.Length; i++)  {cw(</w:t>
+      </w:r>
+      <w:r>
+        <w:rPr>
+          <w:rFonts w:hint="default"/>
+          <w:lang w:val="en-US" w:eastAsia="zh-CN"/>
+        </w:rPr>
+        <w:t>“</w:t>
+      </w:r>
+      <w:r>
+        <w:rPr>
+          <w:rFonts w:hint="eastAsia"/>
+          <w:lang w:val="en-US" w:eastAsia="zh-CN"/>
+        </w:rPr>
+        <w:t>i</w:t>
+      </w:r>
+      <w:r>
+        <w:rPr>
+          <w:rFonts w:hint="default"/>
+          <w:lang w:val="en-US" w:eastAsia="zh-CN"/>
+        </w:rPr>
+        <w:t>”</w:t>
+      </w:r>
+      <w:r>
+        <w:rPr>
+          <w:rFonts w:hint="eastAsia"/>
+          <w:lang w:val="en-US" w:eastAsia="zh-CN"/>
+        </w:rPr>
+        <w:t>);}</w:t>
+      </w:r>
+    </w:p>
+    <w:p>
+      <w:pPr>
+        <w:rPr>
+          <w:rFonts w:hint="eastAsia"/>
+          <w:lang w:val="en-US" w:eastAsia="zh-CN"/>
+        </w:rPr>
+      </w:pPr>
+      <w:r>
+        <w:rPr>
+          <w:rFonts w:hint="eastAsia"/>
+          <w:lang w:val="en-US" w:eastAsia="zh-CN"/>
+        </w:rPr>
+        <w:t>但foreach遍历是只读的</w:t>
+      </w:r>
+    </w:p>
+    <w:p>
+      <w:pPr>
+        <w:rPr>
+          <w:rFonts w:hint="eastAsia"/>
+          <w:lang w:val="en-US" w:eastAsia="zh-CN"/>
+        </w:rPr>
+      </w:pPr>
+    </w:p>
+    <w:p>
+      <w:pPr>
+        <w:rPr>
+          <w:rFonts w:hint="eastAsia"/>
+          <w:lang w:val="en-US" w:eastAsia="zh-CN"/>
+        </w:rPr>
+      </w:pPr>
+      <w:r>
+        <w:rPr>
+          <w:rFonts w:hint="eastAsia"/>
+          <w:lang w:val="en-US" w:eastAsia="zh-CN"/>
+        </w:rPr>
+        <w:t>8.</w:t>
+      </w:r>
+    </w:p>
+    <w:p>
+      <w:pPr>
+        <w:rPr>
+          <w:rFonts w:hint="eastAsia"/>
+          <w:lang w:val="en-US" w:eastAsia="zh-CN"/>
+        </w:rPr>
+      </w:pPr>
+      <w:r>
+        <w:rPr>
+          <w:rFonts w:hint="eastAsia"/>
+          <w:lang w:val="en-US" w:eastAsia="zh-CN"/>
+        </w:rPr>
+        <w:t xml:space="preserve">参数数组int f (  </w:t>
+      </w:r>
+      <w:r>
+        <w:rPr>
+          <w:rFonts w:hint="eastAsia"/>
+          <w:highlight w:val="none"/>
+          <w:lang w:val="en-US" w:eastAsia="zh-CN"/>
+        </w:rPr>
+        <w:t xml:space="preserve">params  int[]  numbers  </w:t>
+      </w:r>
+      <w:r>
+        <w:rPr>
+          <w:rFonts w:hint="eastAsia"/>
+          <w:lang w:val="en-US" w:eastAsia="zh-CN"/>
+        </w:rPr>
+        <w:t>) {... for(i in number) ...result += i;}</w:t>
+      </w:r>
+    </w:p>
+    <w:p>
+      <w:pPr>
+        <w:rPr>
+          <w:rFonts w:hint="eastAsia"/>
+          <w:lang w:val="en-US" w:eastAsia="zh-CN"/>
+        </w:rPr>
+      </w:pPr>
+      <w:r>
+        <w:rPr>
+          <w:rFonts w:hint="eastAsia"/>
+          <w:lang w:val="en-US" w:eastAsia="zh-CN"/>
+        </w:rPr>
+        <w:t>处理任意长度的数组 故参数数组必须放在形参的最后</w:t>
+      </w:r>
+    </w:p>
+    <w:p>
+      <w:pPr>
+        <w:rPr>
+          <w:rFonts w:hint="eastAsia"/>
+          <w:lang w:val="en-US" w:eastAsia="zh-CN"/>
+        </w:rPr>
+      </w:pPr>
+    </w:p>
+    <w:p>
+      <w:pPr>
+        <w:rPr>
+          <w:rFonts w:hint="eastAsia"/>
+          <w:lang w:val="en-US" w:eastAsia="zh-CN"/>
+        </w:rPr>
+      </w:pPr>
+      <w:r>
+        <w:rPr>
+          <w:rFonts w:hint="eastAsia"/>
+          <w:lang w:val="en-US" w:eastAsia="zh-CN"/>
+        </w:rPr>
+        <w:t>9.</w:t>
+      </w:r>
+    </w:p>
+    <w:p>
+      <w:pPr>
+        <w:rPr>
+          <w:rFonts w:hint="default"/>
+          <w:lang w:val="en-US" w:eastAsia="zh-CN"/>
+        </w:rPr>
+      </w:pPr>
+      <w:r>
+        <w:rPr>
+          <w:rFonts w:hint="eastAsia"/>
+          <w:lang w:val="en-US" w:eastAsia="zh-CN"/>
+        </w:rPr>
+        <w:t>private ... _name  后备字段 储存数据,外部不可直接访问</w:t>
+      </w:r>
+    </w:p>
+    <w:p>
+      <w:pPr>
+        <w:rPr>
+          <w:rFonts w:hint="eastAsia"/>
+          <w:lang w:val="en-US" w:eastAsia="zh-CN"/>
+        </w:rPr>
+      </w:pPr>
+      <w:r>
+        <w:rPr>
+          <w:rFonts w:hint="eastAsia"/>
+          <w:lang w:val="en-US" w:eastAsia="zh-CN"/>
+        </w:rPr>
+        <w:t>get与set 在外部访问后备字段 获取或设置值的时候添加额外的逻辑</w:t>
+      </w:r>
+    </w:p>
+    <w:p>
+      <w:pPr>
+        <w:rPr>
+          <w:rFonts w:hint="default"/>
+          <w:lang w:val="en-US" w:eastAsia="zh-CN"/>
+        </w:rPr>
+      </w:pPr>
+      <w:r>
+        <w:rPr>
+          <w:rFonts w:hint="eastAsia"/>
+          <w:lang w:val="en-US" w:eastAsia="zh-CN"/>
+        </w:rPr>
+        <w:t>外部访问时 读取调用get  写入调用set</w:t>
+      </w:r>
+    </w:p>
+    <w:p>
+      <w:pPr>
+        <w:rPr>
+          <w:rFonts w:hint="eastAsia"/>
+          <w:lang w:val="en-US" w:eastAsia="zh-CN"/>
+        </w:rPr>
+      </w:pPr>
+      <w:r>
+        <w:rPr>
+          <w:rFonts w:hint="eastAsia"/>
+          <w:lang w:val="en-US" w:eastAsia="zh-CN"/>
+        </w:rPr>
+        <w:t>初始化后不可修改 set--&gt;init</w:t>
+      </w:r>
+    </w:p>
+    <w:p>
+      <w:pPr>
+        <w:rPr>
+          <w:rFonts w:hint="eastAsia"/>
+          <w:lang w:val="en-US" w:eastAsia="zh-CN"/>
+        </w:rPr>
+      </w:pPr>
+      <w:r>
+        <w:rPr>
+          <w:rFonts w:hint="eastAsia"/>
+          <w:lang w:val="en-US" w:eastAsia="zh-CN"/>
+        </w:rPr>
+        <w:t>private set 类内可修改,配合构造函数,使外部不可修改</w:t>
+      </w:r>
+    </w:p>
+    <w:p>
+      <w:pPr>
+        <w:rPr>
+          <w:rFonts w:hint="eastAsia"/>
+          <w:lang w:val="en-US" w:eastAsia="zh-CN"/>
+        </w:rPr>
+      </w:pPr>
+      <w:r>
+        <w:rPr>
+          <w:rFonts w:hint="eastAsia"/>
+          <w:lang w:val="en-US" w:eastAsia="zh-CN"/>
+        </w:rPr>
+        <w:t>init 只允许初始化,类内都不可修改</w:t>
+      </w:r>
+      <w:r>
+        <w:rPr>
+          <w:rFonts w:hint="eastAsia"/>
+          <w:lang w:val="en-US" w:eastAsia="zh-CN"/>
+        </w:rPr>
+        <w:br w:type="textWrapping"/>
+      </w:r>
+    </w:p>
+    <w:p>
+      <w:pPr>
+        <w:rPr>
+          <w:rFonts w:hint="eastAsia"/>
+          <w:lang w:val="en-US" w:eastAsia="zh-CN"/>
+        </w:rPr>
+      </w:pPr>
+      <w:r>
+        <w:rPr>
+          <w:rFonts w:hint="eastAsia"/>
+          <w:lang w:val="en-US" w:eastAsia="zh-CN"/>
+        </w:rPr>
+        <w:t>10.</w:t>
+      </w:r>
+    </w:p>
+    <w:p>
+      <w:pPr>
+        <w:rPr>
+          <w:rFonts w:hint="eastAsia"/>
+          <w:lang w:val="en-US" w:eastAsia="zh-CN"/>
+        </w:rPr>
+      </w:pPr>
+      <w:r>
+        <w:rPr>
+          <w:rFonts w:hint="eastAsia"/>
+          <w:lang w:val="en-US" w:eastAsia="zh-CN"/>
+        </w:rPr>
+        <w:t>const 常量 声明时就需要初始化,并且初始化后不可更改</w:t>
+      </w:r>
+    </w:p>
+    <w:p>
+      <w:pPr>
+        <w:rPr>
+          <w:rFonts w:hint="eastAsia"/>
+          <w:lang w:val="en-US" w:eastAsia="zh-CN"/>
+        </w:rPr>
+      </w:pPr>
+    </w:p>
+    <w:p>
+      <w:pPr>
+        <w:rPr>
+          <w:rFonts w:hint="eastAsia"/>
+          <w:lang w:val="en-US" w:eastAsia="zh-CN"/>
+        </w:rPr>
+      </w:pPr>
+      <w:r>
+        <w:rPr>
+          <w:rFonts w:hint="eastAsia"/>
+          <w:lang w:val="en-US" w:eastAsia="zh-CN"/>
+        </w:rPr>
+        <w:t>11.</w:t>
+      </w:r>
+    </w:p>
+    <w:p>
+      <w:pPr>
+        <w:rPr>
+          <w:rFonts w:hint="eastAsia"/>
+          <w:lang w:val="en-US" w:eastAsia="zh-CN"/>
+        </w:rPr>
+      </w:pPr>
+      <w:r>
+        <w:rPr>
+          <w:rFonts w:hint="eastAsia"/>
+          <w:lang w:val="en-US" w:eastAsia="zh-CN"/>
+        </w:rPr>
+        <w:t>ref 修改外部变量</w:t>
+      </w:r>
+    </w:p>
+    <w:p>
+      <w:pPr>
+        <w:rPr>
+          <w:rFonts w:hint="eastAsia"/>
+          <w:lang w:val="en-US" w:eastAsia="zh-CN"/>
+        </w:rPr>
+      </w:pPr>
+      <w:r>
+        <w:rPr>
+          <w:rFonts w:hint="eastAsia"/>
+          <w:lang w:val="en-US" w:eastAsia="zh-CN"/>
+        </w:rPr>
+        <w:t>out 方法在返回时必须给变量赋值 传参时不必初始化</w:t>
+      </w:r>
+    </w:p>
+    <w:p>
+      <w:pPr>
+        <w:rPr>
+          <w:rFonts w:hint="eastAsia"/>
+          <w:lang w:val="en-US" w:eastAsia="zh-CN"/>
+        </w:rPr>
+      </w:pPr>
+    </w:p>
+    <w:p>
+      <w:pPr>
+        <w:rPr>
+          <w:rFonts w:hint="eastAsia"/>
+          <w:lang w:val="en-US" w:eastAsia="zh-CN"/>
+        </w:rPr>
+      </w:pPr>
+      <w:r>
+        <w:rPr>
+          <w:rFonts w:hint="eastAsia"/>
+          <w:lang w:val="en-US" w:eastAsia="zh-CN"/>
+        </w:rPr>
+        <w:t>12.</w:t>
+      </w:r>
+    </w:p>
+    <w:p>
+      <w:pPr>
+        <w:rPr>
+          <w:rFonts w:hint="eastAsia"/>
+          <w:lang w:val="en-US" w:eastAsia="zh-CN"/>
+        </w:rPr>
+      </w:pPr>
+      <w:r>
+        <w:rPr>
+          <w:rFonts w:hint="default"/>
+          <w:lang w:val="en-US" w:eastAsia="zh-CN"/>
+        </w:rPr>
+        <w:t>public int Age { get; set; }</w:t>
+      </w:r>
+      <w:r>
+        <w:rPr>
+          <w:rFonts w:hint="eastAsia"/>
+          <w:lang w:val="en-US" w:eastAsia="zh-CN"/>
+        </w:rPr>
+        <w:t xml:space="preserve"> 自动属性</w:t>
+      </w:r>
+    </w:p>
+    <w:p>
+      <w:pPr>
+        <w:rPr>
+          <w:rFonts w:hint="eastAsia"/>
+          <w:lang w:val="en-US" w:eastAsia="zh-CN"/>
+        </w:rPr>
+      </w:pPr>
+      <w:r>
+        <w:rPr>
+          <w:rFonts w:hint="eastAsia"/>
+          <w:lang w:val="en-US" w:eastAsia="zh-CN"/>
+        </w:rPr>
+        <w:t>相当于</w:t>
+      </w:r>
+    </w:p>
+    <w:p>
+      <w:pPr>
+        <w:rPr>
+          <w:rFonts w:hint="eastAsia"/>
+          <w:lang w:val="en-US" w:eastAsia="zh-CN"/>
+        </w:rPr>
+      </w:pPr>
+      <w:r>
+        <w:rPr>
+          <w:rFonts w:hint="eastAsia"/>
+          <w:lang w:val="en-US" w:eastAsia="zh-CN"/>
+        </w:rPr>
+        <w:t>private int age;</w:t>
+      </w:r>
+    </w:p>
+    <w:p>
+      <w:pPr>
+        <w:rPr>
+          <w:rFonts w:hint="eastAsia"/>
+          <w:lang w:val="en-US" w:eastAsia="zh-CN"/>
+        </w:rPr>
+      </w:pPr>
+      <w:r>
+        <w:rPr>
+          <w:rFonts w:hint="eastAsia"/>
+          <w:lang w:val="en-US" w:eastAsia="zh-CN"/>
+        </w:rPr>
+        <w:t>public int Age</w:t>
+      </w:r>
+    </w:p>
+    <w:p>
+      <w:pPr>
+        <w:rPr>
+          <w:rFonts w:hint="eastAsia"/>
+          <w:lang w:val="en-US" w:eastAsia="zh-CN"/>
+        </w:rPr>
+      </w:pPr>
+      <w:r>
+        <w:rPr>
+          <w:rFonts w:hint="eastAsia"/>
+          <w:lang w:val="en-US" w:eastAsia="zh-CN"/>
+        </w:rPr>
+        <w:t>{</w:t>
+      </w:r>
+    </w:p>
+    <w:p>
+      <w:pPr>
+        <w:rPr>
+          <w:rFonts w:hint="eastAsia"/>
+          <w:lang w:val="en-US" w:eastAsia="zh-CN"/>
+        </w:rPr>
+      </w:pPr>
+      <w:r>
+        <w:rPr>
+          <w:rFonts w:hint="eastAsia"/>
+          <w:lang w:val="en-US" w:eastAsia="zh-CN"/>
+        </w:rPr>
+        <w:t xml:space="preserve">    get { return age; }</w:t>
+      </w:r>
+    </w:p>
+    <w:p>
+      <w:pPr>
+        <w:rPr>
+          <w:rFonts w:hint="eastAsia"/>
+          <w:lang w:val="en-US" w:eastAsia="zh-CN"/>
+        </w:rPr>
+      </w:pPr>
+      <w:r>
+        <w:rPr>
+          <w:rFonts w:hint="eastAsia"/>
+          <w:lang w:val="en-US" w:eastAsia="zh-CN"/>
+        </w:rPr>
+        <w:t xml:space="preserve">    set { age = value; }</w:t>
+      </w:r>
+    </w:p>
+    <w:p>
+      <w:pPr>
+        <w:rPr>
+          <w:rFonts w:hint="eastAsia"/>
+          <w:lang w:val="en-US" w:eastAsia="zh-CN"/>
+        </w:rPr>
+      </w:pPr>
+      <w:r>
+        <w:rPr>
+          <w:rFonts w:hint="eastAsia"/>
+          <w:lang w:val="en-US" w:eastAsia="zh-CN"/>
+        </w:rPr>
+        <w:t>}</w:t>
+      </w:r>
+    </w:p>
+    <w:p>
+      <w:pPr>
+        <w:rPr>
+          <w:rFonts w:hint="eastAsia"/>
+          <w:lang w:val="en-US" w:eastAsia="zh-CN"/>
+        </w:rPr>
+      </w:pPr>
+    </w:p>
+    <w:p>
+      <w:pPr>
+        <w:rPr>
+          <w:rFonts w:hint="eastAsia"/>
+          <w:lang w:val="en-US" w:eastAsia="zh-CN"/>
+        </w:rPr>
+      </w:pPr>
+      <w:r>
+        <w:rPr>
+          <w:rFonts w:hint="eastAsia"/>
+          <w:lang w:val="en-US" w:eastAsia="zh-CN"/>
+        </w:rPr>
+        <w:t>13.</w:t>
+      </w:r>
+    </w:p>
+    <w:p>
+      <w:pPr>
+        <w:rPr>
+          <w:rFonts w:hint="eastAsia"/>
+          <w:lang w:val="en-US" w:eastAsia="zh-CN"/>
+        </w:rPr>
+      </w:pPr>
+      <w:r>
+        <w:rPr>
+          <w:rFonts w:hint="eastAsia"/>
+          <w:lang w:val="en-US" w:eastAsia="zh-CN"/>
+        </w:rPr>
+        <w:t>protected 当前类与派生类使用</w:t>
+      </w:r>
+    </w:p>
+    <w:p>
+      <w:pPr>
+        <w:rPr>
+          <w:rFonts w:hint="eastAsia"/>
+          <w:lang w:val="en-US" w:eastAsia="zh-CN"/>
+        </w:rPr>
+      </w:pPr>
+    </w:p>
+    <w:p>
+      <w:pPr>
+        <w:rPr>
+          <w:rFonts w:hint="eastAsia"/>
+          <w:lang w:val="en-US" w:eastAsia="zh-CN"/>
+        </w:rPr>
+      </w:pPr>
+      <w:r>
+        <w:rPr>
+          <w:rFonts w:hint="eastAsia"/>
+          <w:lang w:val="en-US" w:eastAsia="zh-CN"/>
+        </w:rPr>
+        <w:t>14.</w:t>
+      </w:r>
+    </w:p>
+    <w:p>
+      <w:pPr>
+        <w:rPr>
+          <w:rFonts w:hint="eastAsia"/>
+          <w:lang w:val="en-US" w:eastAsia="zh-CN"/>
+        </w:rPr>
+      </w:pPr>
+      <w:r>
+        <w:rPr>
+          <w:rFonts w:hint="eastAsia"/>
+          <w:lang w:val="en-US" w:eastAsia="zh-CN"/>
+        </w:rPr>
+        <w:t>virtual 虚方法</w:t>
+      </w:r>
+    </w:p>
+    <w:p>
+      <w:pPr>
+        <w:rPr>
+          <w:rFonts w:hint="eastAsia"/>
+          <w:lang w:val="en-US" w:eastAsia="zh-CN"/>
+        </w:rPr>
+      </w:pPr>
+      <w:r>
+        <w:rPr>
+          <w:rFonts w:hint="eastAsia"/>
+          <w:lang w:val="en-US" w:eastAsia="zh-CN"/>
+        </w:rPr>
+        <w:t>abstract 抽象方法 只声明</w:t>
+      </w:r>
+    </w:p>
+    <w:p>
+      <w:pPr>
+        <w:rPr>
+          <w:rFonts w:hint="default"/>
+          <w:lang w:val="en-US" w:eastAsia="zh-CN"/>
+        </w:rPr>
+      </w:pPr>
+      <w:r>
+        <w:rPr>
+          <w:rFonts w:hint="eastAsia"/>
+          <w:lang w:val="en-US" w:eastAsia="zh-CN"/>
+        </w:rPr>
+        <w:t>override</w:t>
+      </w:r>
+    </w:p>
+    <w:p>
+      <w:pPr>
+        <w:rPr>
+          <w:rFonts w:hint="default"/>
+          <w:lang w:val="en-US" w:eastAsia="zh-CN"/>
+        </w:rPr>
+      </w:pPr>
+    </w:p>
+    <w:p>
+      <w:pPr>
+        <w:rPr>
+          <w:rFonts w:hint="default"/>
+          <w:lang w:val="en-US" w:eastAsia="zh-CN"/>
+        </w:rPr>
+      </w:pPr>
+      <w:r>
+        <w:rPr>
+          <w:rFonts w:hint="eastAsia"/>
+          <w:lang w:val="en-US" w:eastAsia="zh-CN"/>
+        </w:rPr>
+        <w:t>调用时使用子类的 override方法 --- 重写</w:t>
+      </w:r>
+    </w:p>
+    <w:p>
+      <w:pPr>
+        <w:rPr>
+          <w:rFonts w:hint="eastAsia"/>
+          <w:lang w:val="en-US" w:eastAsia="zh-CN"/>
+        </w:rPr>
+      </w:pPr>
+    </w:p>
+    <w:p>
+      <w:pPr>
+        <w:rPr>
+          <w:rFonts w:hint="eastAsia"/>
+          <w:lang w:val="en-US" w:eastAsia="zh-CN"/>
+        </w:rPr>
+      </w:pPr>
+      <w:r>
+        <w:rPr>
+          <w:rFonts w:hint="eastAsia"/>
+          <w:lang w:val="en-US" w:eastAsia="zh-CN"/>
+        </w:rPr>
+        <w:t>15.</w:t>
+      </w:r>
+    </w:p>
+    <w:p>
+      <w:pPr>
+        <w:rPr>
+          <w:rFonts w:hint="default"/>
+          <w:lang w:val="en-US" w:eastAsia="zh-CN"/>
+        </w:rPr>
+      </w:pPr>
+      <w:r>
+        <w:rPr>
+          <w:rFonts w:hint="eastAsia"/>
+          <w:lang w:val="en-US" w:eastAsia="zh-CN"/>
+        </w:rPr>
+        <w:t>base() 父类有构造函数时 子类调用父类的构造函数 再调用自身构造函数</w:t>
+      </w:r>
+    </w:p>
+    <w:p>
+      <w:pPr>
+        <w:rPr>
+          <w:rFonts w:hint="eastAsia"/>
+          <w:lang w:val="en-US" w:eastAsia="zh-CN"/>
+        </w:rPr>
+      </w:pPr>
+      <w:r>
+        <w:rPr>
+          <w:rFonts w:hint="eastAsia"/>
+          <w:lang w:val="en-US" w:eastAsia="zh-CN"/>
+        </w:rPr>
+        <w:t>base. 重写时 访问基类的方法或属性</w:t>
+      </w:r>
+    </w:p>
+    <w:p>
+      <w:pPr>
+        <w:rPr>
+          <w:rFonts w:hint="eastAsia"/>
+          <w:lang w:val="en-US" w:eastAsia="zh-CN"/>
+        </w:rPr>
+      </w:pPr>
+    </w:p>
+    <w:p>
+      <w:pPr>
+        <w:rPr>
+          <w:rFonts w:hint="eastAsia"/>
+          <w:lang w:val="en-US" w:eastAsia="zh-CN"/>
+        </w:rPr>
+      </w:pPr>
+      <w:r>
+        <w:rPr>
+          <w:rFonts w:hint="eastAsia"/>
+          <w:lang w:val="en-US" w:eastAsia="zh-CN"/>
+        </w:rPr>
+        <w:t>16.</w:t>
+      </w:r>
+    </w:p>
+    <w:p>
+      <w:pPr>
+        <w:rPr>
+          <w:rFonts w:hint="eastAsia"/>
+          <w:lang w:val="en-US" w:eastAsia="zh-CN"/>
+        </w:rPr>
+      </w:pPr>
+      <w:r>
+        <w:rPr>
+          <w:rFonts w:hint="eastAsia"/>
+          <w:lang w:val="en-US" w:eastAsia="zh-CN"/>
+        </w:rPr>
+        <w:t>string?   int?  可空引用类型 允许为空</w:t>
+      </w:r>
+    </w:p>
+    <w:p>
+      <w:pPr>
+        <w:rPr>
+          <w:rFonts w:hint="eastAsia"/>
+          <w:lang w:val="en-US" w:eastAsia="zh-CN"/>
+        </w:rPr>
+      </w:pPr>
+    </w:p>
+    <w:p>
+      <w:pPr>
+        <w:rPr>
+          <w:rFonts w:hint="eastAsia"/>
+          <w:lang w:val="en-US" w:eastAsia="zh-CN"/>
+        </w:rPr>
+      </w:pPr>
+      <w:r>
+        <w:rPr>
+          <w:rFonts w:hint="eastAsia"/>
+          <w:lang w:val="en-US" w:eastAsia="zh-CN"/>
+        </w:rPr>
+        <w:t>17.</w:t>
+      </w:r>
+    </w:p>
+    <w:p>
+      <w:pPr>
+        <w:rPr>
+          <w:rFonts w:hint="default"/>
+          <w:lang w:val="en-US" w:eastAsia="zh-CN"/>
+        </w:rPr>
+      </w:pPr>
+      <w:r>
+        <w:rPr>
+          <w:rFonts w:hint="eastAsia"/>
+          <w:lang w:val="en-US" w:eastAsia="zh-CN"/>
+        </w:rPr>
+        <w:t>匿名方法 允许在定义委托时直接编写方法体</w:t>
       </w:r>
       <w:bookmarkStart w:id="0" w:name="_GoBack"/>
       <w:bookmarkEnd w:id="0"/>
-      <w:r>
-        <w:rPr>
-          <w:rFonts w:hint="eastAsia"/>
-          <w:lang w:val="en-US" w:eastAsia="zh-CN"/>
-        </w:rPr>
-        <w:t xml:space="preserve">   for(int i=0; i&lt;arr.Length; i++)  {cw(</w:t>
-      </w:r>
-      <w:r>
-        <w:rPr>
-          <w:rFonts w:hint="default"/>
-          <w:lang w:val="en-US" w:eastAsia="zh-CN"/>
-        </w:rPr>
-        <w:t>“</w:t>
-      </w:r>
-      <w:r>
-        <w:rPr>
-          <w:rFonts w:hint="eastAsia"/>
-          <w:lang w:val="en-US" w:eastAsia="zh-CN"/>
-        </w:rPr>
-        <w:t>i</w:t>
-      </w:r>
-      <w:r>
-        <w:rPr>
-          <w:rFonts w:hint="default"/>
-          <w:lang w:val="en-US" w:eastAsia="zh-CN"/>
-        </w:rPr>
-        <w:t>”</w:t>
-      </w:r>
-      <w:r>
-        <w:rPr>
-          <w:rFonts w:hint="eastAsia"/>
-          <w:lang w:val="en-US" w:eastAsia="zh-CN"/>
-        </w:rPr>
-        <w:t>);}</w:t>
-      </w:r>
-    </w:p>
-    <w:p>
-      <w:pPr>
-        <w:rPr>
-          <w:rFonts w:hint="eastAsia"/>
-          <w:lang w:val="en-US" w:eastAsia="zh-CN"/>
-        </w:rPr>
-      </w:pPr>
-      <w:r>
-        <w:rPr>
-          <w:rFonts w:hint="eastAsia"/>
-          <w:lang w:val="en-US" w:eastAsia="zh-CN"/>
-        </w:rPr>
-        <w:t>但foreach遍历是只读的</w:t>
-      </w:r>
-    </w:p>
-    <w:p>
-      <w:pPr>
-        <w:rPr>
-          <w:rFonts w:hint="eastAsia"/>
-          <w:lang w:val="en-US" w:eastAsia="zh-CN"/>
-        </w:rPr>
-      </w:pPr>
-    </w:p>
-    <w:p>
-      <w:pPr>
-        <w:rPr>
-          <w:rFonts w:hint="eastAsia"/>
-          <w:lang w:val="en-US" w:eastAsia="zh-CN"/>
-        </w:rPr>
-      </w:pPr>
-      <w:r>
-        <w:rPr>
-          <w:rFonts w:hint="eastAsia"/>
-          <w:lang w:val="en-US" w:eastAsia="zh-CN"/>
-        </w:rPr>
-        <w:t>8.</w:t>
-      </w:r>
-    </w:p>
-    <w:p>
-      <w:pPr>
-        <w:rPr>
-          <w:rFonts w:hint="eastAsia"/>
-          <w:lang w:val="en-US" w:eastAsia="zh-CN"/>
-        </w:rPr>
-      </w:pPr>
-      <w:r>
-        <w:rPr>
-          <w:rFonts w:hint="eastAsia"/>
-          <w:lang w:val="en-US" w:eastAsia="zh-CN"/>
-        </w:rPr>
-        <w:t xml:space="preserve">参数数组int f (  </w:t>
-      </w:r>
-      <w:r>
-        <w:rPr>
-          <w:rFonts w:hint="eastAsia"/>
-          <w:highlight w:val="none"/>
-          <w:lang w:val="en-US" w:eastAsia="zh-CN"/>
-        </w:rPr>
-        <w:t xml:space="preserve">params  int[]  numbers  </w:t>
-      </w:r>
-      <w:r>
-        <w:rPr>
-          <w:rFonts w:hint="eastAsia"/>
-          <w:lang w:val="en-US" w:eastAsia="zh-CN"/>
-        </w:rPr>
-        <w:t>) {... for(i in number) ...result += i;}</w:t>
-      </w:r>
-    </w:p>
-    <w:p>
-      <w:pPr>
-        <w:rPr>
-          <w:rFonts w:hint="eastAsia"/>
-          <w:lang w:val="en-US" w:eastAsia="zh-CN"/>
-        </w:rPr>
-      </w:pPr>
-      <w:r>
-        <w:rPr>
-          <w:rFonts w:hint="eastAsia"/>
-          <w:lang w:val="en-US" w:eastAsia="zh-CN"/>
-        </w:rPr>
-        <w:t>处理任意长度的数组 故参数数组必须放在形参的最后</w:t>
-      </w:r>
-    </w:p>
-    <w:p>
-      <w:pPr>
-        <w:rPr>
-          <w:rFonts w:hint="eastAsia"/>
-          <w:lang w:val="en-US" w:eastAsia="zh-CN"/>
-        </w:rPr>
-      </w:pPr>
-    </w:p>
-    <w:p>
-      <w:pPr>
-        <w:rPr>
-          <w:rFonts w:hint="eastAsia"/>
-          <w:lang w:val="en-US" w:eastAsia="zh-CN"/>
-        </w:rPr>
-      </w:pPr>
-      <w:r>
-        <w:rPr>
-          <w:rFonts w:hint="eastAsia"/>
-          <w:lang w:val="en-US" w:eastAsia="zh-CN"/>
-        </w:rPr>
-        <w:t>9.</w:t>
-      </w:r>
-    </w:p>
-    <w:p>
-      <w:pPr>
-        <w:rPr>
-          <w:rFonts w:hint="default"/>
-          <w:lang w:val="en-US" w:eastAsia="zh-CN"/>
-        </w:rPr>
-      </w:pPr>
-      <w:r>
-        <w:rPr>
-          <w:rFonts w:hint="eastAsia"/>
-          <w:lang w:val="en-US" w:eastAsia="zh-CN"/>
-        </w:rPr>
-        <w:t>private ... _name  后备字段 储存数据,外部不可直接访问</w:t>
-      </w:r>
-    </w:p>
-    <w:p>
-      <w:pPr>
-        <w:rPr>
-          <w:rFonts w:hint="eastAsia"/>
-          <w:lang w:val="en-US" w:eastAsia="zh-CN"/>
-        </w:rPr>
-      </w:pPr>
-      <w:r>
-        <w:rPr>
-          <w:rFonts w:hint="eastAsia"/>
-          <w:lang w:val="en-US" w:eastAsia="zh-CN"/>
-        </w:rPr>
-        <w:t>get与set 在外部访问后备字段 获取或设置值的时候添加额外的逻辑</w:t>
-      </w:r>
-    </w:p>
-    <w:p>
-      <w:pPr>
-        <w:rPr>
-          <w:rFonts w:hint="default"/>
-          <w:lang w:val="en-US" w:eastAsia="zh-CN"/>
-        </w:rPr>
-      </w:pPr>
-      <w:r>
-        <w:rPr>
-          <w:rFonts w:hint="eastAsia"/>
-          <w:lang w:val="en-US" w:eastAsia="zh-CN"/>
-        </w:rPr>
-        <w:t>外部访问时 读取调用get  写入调用set</w:t>
-      </w:r>
-    </w:p>
-    <w:p>
-      <w:pPr>
-        <w:rPr>
-          <w:rFonts w:hint="eastAsia"/>
-          <w:lang w:val="en-US" w:eastAsia="zh-CN"/>
-        </w:rPr>
-      </w:pPr>
-      <w:r>
-        <w:rPr>
-          <w:rFonts w:hint="eastAsia"/>
-          <w:lang w:val="en-US" w:eastAsia="zh-CN"/>
-        </w:rPr>
-        <w:t>初始化后不可修改 set--&gt;init</w:t>
-      </w:r>
-    </w:p>
-    <w:p>
-      <w:pPr>
-        <w:rPr>
-          <w:rFonts w:hint="eastAsia"/>
-          <w:lang w:val="en-US" w:eastAsia="zh-CN"/>
-        </w:rPr>
-      </w:pPr>
-      <w:r>
-        <w:rPr>
-          <w:rFonts w:hint="eastAsia"/>
-          <w:lang w:val="en-US" w:eastAsia="zh-CN"/>
-        </w:rPr>
-        <w:t>private set 类内可修改,配合构造函数,使外部不可修改</w:t>
-      </w:r>
-    </w:p>
-    <w:p>
-      <w:pPr>
-        <w:rPr>
-          <w:rFonts w:hint="eastAsia"/>
-          <w:lang w:val="en-US" w:eastAsia="zh-CN"/>
-        </w:rPr>
-      </w:pPr>
-      <w:r>
-        <w:rPr>
-          <w:rFonts w:hint="eastAsia"/>
-          <w:lang w:val="en-US" w:eastAsia="zh-CN"/>
-        </w:rPr>
-        <w:t>init 只允许初始化,类内都不可修改</w:t>
-      </w:r>
-      <w:r>
-        <w:rPr>
-          <w:rFonts w:hint="eastAsia"/>
-          <w:lang w:val="en-US" w:eastAsia="zh-CN"/>
-        </w:rPr>
-        <w:br w:type="textWrapping"/>
-      </w:r>
-    </w:p>
-    <w:p>
-      <w:pPr>
-        <w:rPr>
-          <w:rFonts w:hint="eastAsia"/>
-          <w:lang w:val="en-US" w:eastAsia="zh-CN"/>
-        </w:rPr>
-      </w:pPr>
-      <w:r>
-        <w:rPr>
-          <w:rFonts w:hint="eastAsia"/>
-          <w:lang w:val="en-US" w:eastAsia="zh-CN"/>
-        </w:rPr>
-        <w:t>10.</w:t>
-      </w:r>
-    </w:p>
-    <w:p>
-      <w:pPr>
-        <w:rPr>
-          <w:rFonts w:hint="eastAsia"/>
-          <w:lang w:val="en-US" w:eastAsia="zh-CN"/>
-        </w:rPr>
-      </w:pPr>
-      <w:r>
-        <w:rPr>
-          <w:rFonts w:hint="eastAsia"/>
-          <w:lang w:val="en-US" w:eastAsia="zh-CN"/>
-        </w:rPr>
-        <w:t>const 常量 声明时就需要初始化,并且初始化后不可更改</w:t>
-      </w:r>
-    </w:p>
-    <w:p>
-      <w:pPr>
-        <w:rPr>
-          <w:rFonts w:hint="eastAsia"/>
-          <w:lang w:val="en-US" w:eastAsia="zh-CN"/>
-        </w:rPr>
-      </w:pPr>
-    </w:p>
-    <w:p>
-      <w:pPr>
-        <w:rPr>
-          <w:rFonts w:hint="eastAsia"/>
-          <w:lang w:val="en-US" w:eastAsia="zh-CN"/>
-        </w:rPr>
-      </w:pPr>
-      <w:r>
-        <w:rPr>
-          <w:rFonts w:hint="eastAsia"/>
-          <w:lang w:val="en-US" w:eastAsia="zh-CN"/>
-        </w:rPr>
-        <w:t>11.</w:t>
-      </w:r>
-    </w:p>
-    <w:p>
-      <w:pPr>
-        <w:rPr>
-          <w:rFonts w:hint="eastAsia"/>
-          <w:lang w:val="en-US" w:eastAsia="zh-CN"/>
-        </w:rPr>
-      </w:pPr>
-      <w:r>
-        <w:rPr>
-          <w:rFonts w:hint="eastAsia"/>
-          <w:lang w:val="en-US" w:eastAsia="zh-CN"/>
-        </w:rPr>
-        <w:t>ref 修改外部变量</w:t>
-      </w:r>
-    </w:p>
-    <w:p>
-      <w:pPr>
-        <w:rPr>
-          <w:rFonts w:hint="eastAsia"/>
-          <w:lang w:val="en-US" w:eastAsia="zh-CN"/>
-        </w:rPr>
-      </w:pPr>
-      <w:r>
-        <w:rPr>
-          <w:rFonts w:hint="eastAsia"/>
-          <w:lang w:val="en-US" w:eastAsia="zh-CN"/>
-        </w:rPr>
-        <w:t>out 方法在返回时必须给变量赋值 传参时不必初始化</w:t>
-      </w:r>
-    </w:p>
-    <w:p>
-      <w:pPr>
-        <w:rPr>
-          <w:rFonts w:hint="eastAsia"/>
-          <w:lang w:val="en-US" w:eastAsia="zh-CN"/>
-        </w:rPr>
-      </w:pPr>
-    </w:p>
-    <w:p>
-      <w:pPr>
-        <w:rPr>
-          <w:rFonts w:hint="eastAsia"/>
-          <w:lang w:val="en-US" w:eastAsia="zh-CN"/>
-        </w:rPr>
-      </w:pPr>
-      <w:r>
-        <w:rPr>
-          <w:rFonts w:hint="eastAsia"/>
-          <w:lang w:val="en-US" w:eastAsia="zh-CN"/>
-        </w:rPr>
-        <w:t>12.</w:t>
-      </w:r>
-    </w:p>
-    <w:p>
-      <w:pPr>
-        <w:rPr>
-          <w:rFonts w:hint="eastAsia"/>
-          <w:lang w:val="en-US" w:eastAsia="zh-CN"/>
-        </w:rPr>
-      </w:pPr>
-      <w:r>
-        <w:rPr>
-          <w:rFonts w:hint="default"/>
-          <w:lang w:val="en-US" w:eastAsia="zh-CN"/>
-        </w:rPr>
-        <w:t>public int Age { get; set; }</w:t>
-      </w:r>
-      <w:r>
-        <w:rPr>
-          <w:rFonts w:hint="eastAsia"/>
-          <w:lang w:val="en-US" w:eastAsia="zh-CN"/>
-        </w:rPr>
-        <w:t xml:space="preserve"> 自动属性</w:t>
-      </w:r>
-    </w:p>
-    <w:p>
-      <w:pPr>
-        <w:rPr>
-          <w:rFonts w:hint="eastAsia"/>
-          <w:lang w:val="en-US" w:eastAsia="zh-CN"/>
-        </w:rPr>
-      </w:pPr>
-      <w:r>
-        <w:rPr>
-          <w:rFonts w:hint="eastAsia"/>
-          <w:lang w:val="en-US" w:eastAsia="zh-CN"/>
-        </w:rPr>
-        <w:t>相当于</w:t>
-      </w:r>
-    </w:p>
-    <w:p>
-      <w:pPr>
-        <w:rPr>
-          <w:rFonts w:hint="eastAsia"/>
-          <w:lang w:val="en-US" w:eastAsia="zh-CN"/>
-        </w:rPr>
-      </w:pPr>
-      <w:r>
-        <w:rPr>
-          <w:rFonts w:hint="eastAsia"/>
-          <w:lang w:val="en-US" w:eastAsia="zh-CN"/>
-        </w:rPr>
-        <w:t>private int age;</w:t>
-      </w:r>
-    </w:p>
-    <w:p>
-      <w:pPr>
-        <w:rPr>
-          <w:rFonts w:hint="eastAsia"/>
-          <w:lang w:val="en-US" w:eastAsia="zh-CN"/>
-        </w:rPr>
-      </w:pPr>
-      <w:r>
-        <w:rPr>
-          <w:rFonts w:hint="eastAsia"/>
-          <w:lang w:val="en-US" w:eastAsia="zh-CN"/>
-        </w:rPr>
-        <w:t>public int Age</w:t>
-      </w:r>
-    </w:p>
-    <w:p>
-      <w:pPr>
-        <w:rPr>
-          <w:rFonts w:hint="eastAsia"/>
-          <w:lang w:val="en-US" w:eastAsia="zh-CN"/>
-        </w:rPr>
-      </w:pPr>
-      <w:r>
-        <w:rPr>
-          <w:rFonts w:hint="eastAsia"/>
-          <w:lang w:val="en-US" w:eastAsia="zh-CN"/>
-        </w:rPr>
-        <w:t>{</w:t>
-      </w:r>
-    </w:p>
-    <w:p>
-      <w:pPr>
-        <w:rPr>
-          <w:rFonts w:hint="eastAsia"/>
-          <w:lang w:val="en-US" w:eastAsia="zh-CN"/>
-        </w:rPr>
-      </w:pPr>
-      <w:r>
-        <w:rPr>
-          <w:rFonts w:hint="eastAsia"/>
-          <w:lang w:val="en-US" w:eastAsia="zh-CN"/>
-        </w:rPr>
-        <w:t xml:space="preserve">    get { return age; }</w:t>
-      </w:r>
-    </w:p>
-    <w:p>
-      <w:pPr>
-        <w:rPr>
-          <w:rFonts w:hint="eastAsia"/>
-          <w:lang w:val="en-US" w:eastAsia="zh-CN"/>
-        </w:rPr>
-      </w:pPr>
-      <w:r>
-        <w:rPr>
-          <w:rFonts w:hint="eastAsia"/>
-          <w:lang w:val="en-US" w:eastAsia="zh-CN"/>
-        </w:rPr>
-        <w:t xml:space="preserve">    set { age = value; }</w:t>
-      </w:r>
-    </w:p>
-    <w:p>
-      <w:pPr>
-        <w:rPr>
-          <w:rFonts w:hint="eastAsia"/>
-          <w:lang w:val="en-US" w:eastAsia="zh-CN"/>
-        </w:rPr>
-      </w:pPr>
-      <w:r>
-        <w:rPr>
-          <w:rFonts w:hint="eastAsia"/>
-          <w:lang w:val="en-US" w:eastAsia="zh-CN"/>
-        </w:rPr>
-        <w:t>}</w:t>
-      </w:r>
-    </w:p>
-    <w:p>
-      <w:pPr>
-        <w:rPr>
-          <w:rFonts w:hint="eastAsia"/>
-          <w:lang w:val="en-US" w:eastAsia="zh-CN"/>
-        </w:rPr>
-      </w:pPr>
-    </w:p>
-    <w:p>
-      <w:pPr>
-        <w:rPr>
-          <w:rFonts w:hint="eastAsia"/>
-          <w:lang w:val="en-US" w:eastAsia="zh-CN"/>
-        </w:rPr>
-      </w:pPr>
-      <w:r>
-        <w:rPr>
-          <w:rFonts w:hint="eastAsia"/>
-          <w:lang w:val="en-US" w:eastAsia="zh-CN"/>
-        </w:rPr>
-        <w:t>13.</w:t>
-      </w:r>
-    </w:p>
-    <w:p>
-      <w:pPr>
-        <w:rPr>
-          <w:rFonts w:hint="default"/>
-          <w:lang w:val="en-US" w:eastAsia="zh-CN"/>
-        </w:rPr>
-      </w:pPr>
-      <w:r>
-        <w:rPr>
-          <w:rFonts w:hint="eastAsia"/>
-          <w:lang w:val="en-US" w:eastAsia="zh-CN"/>
-        </w:rPr>
-        <w:t>protected 当前类与派生类使用</w:t>
-      </w:r>
     </w:p>
     <w:sectPr>
       <w:pgSz w:w="11906" w:h="16838"/>
